--- a/docs/plgp_summary_report.docx
+++ b/docs/plgp_summary_report.docx
@@ -128,10 +128,10 @@
         <w:rPr>
           <w:b/>
         </w:rPr>
-        <w:t>v1.0.0</w:t>
+        <w:t>v1.0.2</w:t>
       </w:r>
       <w:r>
-        <w:t>(2026-08-23)</w:t>
+        <w:t>(2026-08-27)</w:t>
       </w:r>
     </w:p>
     <w:p>
@@ -364,6 +364,76 @@
       </w:r>
       <w:r>
         <w:t>:Vitest 13 项(守恒全量/id 唯一/字段长度/gcd/解析抽查/选题不重复/正确提交流程/incomplete 拦截/扣血与 lose/比例解判定/提示锁定与耗尽/MC 选项互异且含唯一正解/tick 计时);selftest 新增 5 项(共 112 项全过);全量 105 项通过</w:t>
+      </w:r>
+    </w:p>
+    <w:p>
+      <w:pPr>
+        <w:pStyle w:val="Heading3"/>
+      </w:pPr>
+      <w:r>
+        <w:t>v1.0.1(2026-08-27)</w:t>
+      </w:r>
+    </w:p>
+    <w:p>
+      <w:r>
+        <w:rPr>
+          <w:i/>
+          <w:color w:val="666666"/>
+        </w:rPr>
+        <w:t>更新贡献人:ps</w:t>
+      </w:r>
+    </w:p>
+    <w:p>
+      <w:r/>
+      <w:r>
+        <w:rPr>
+          <w:b/>
+        </w:rPr>
+        <w:t>排行榜会话令牌(防刷榜, v2.8.0 安全加固)</w:t>
+      </w:r>
+      <w:r/>
+    </w:p>
+    <w:p>
+      <w:pPr>
+        <w:pStyle w:val="ListBullet"/>
+      </w:pPr>
+      <w:r>
+        <w:t>开局向 `/plgp/api/session` 申领一次性令牌, 成绩提交必须携带(服务端校验存在+难度+IP+实际时长); 结算缺失自动补领</w:t>
+      </w:r>
+    </w:p>
+    <w:p>
+      <w:pPr>
+        <w:pStyle w:val="Heading3"/>
+      </w:pPr>
+      <w:r>
+        <w:t>v1.0.2(2026-08-27)</w:t>
+      </w:r>
+    </w:p>
+    <w:p>
+      <w:r>
+        <w:rPr>
+          <w:i/>
+          <w:color w:val="666666"/>
+        </w:rPr>
+        <w:t>更新贡献人:ps</w:t>
+      </w:r>
+    </w:p>
+    <w:p>
+      <w:r/>
+      <w:r>
+        <w:rPr>
+          <w:b/>
+        </w:rPr>
+        <w:t>首次进入昵称弹窗</w:t>
+      </w:r>
+      <w:r/>
+    </w:p>
+    <w:p>
+      <w:pPr>
+        <w:pStyle w:val="ListBullet"/>
+      </w:pPr>
+      <w:r>
+        <w:t>新玩家进入时弹「开始游戏」昵称窗(共享组件 `NameEntryDialog`, 手游/端游一致), 确认即开局, ✕/返回大厅放弃进入; 保持昵称记忆规则</w:t>
       </w:r>
     </w:p>
     <w:sectPr>

--- a/docs/plgp_summary_report.docx
+++ b/docs/plgp_summary_report.docx
@@ -380,7 +380,7 @@
           <w:i/>
           <w:color w:val="666666"/>
         </w:rPr>
-        <w:t>更新贡献人:ps</w:t>
+        <w:t>更新贡献人:在下雨</w:t>
       </w:r>
     </w:p>
     <w:p>

--- a/docs/plgp_summary_report.docx
+++ b/docs/plgp_summary_report.docx
@@ -128,10 +128,10 @@
         <w:rPr>
           <w:b/>
         </w:rPr>
-        <w:t>v1.0.2</w:t>
+        <w:t>v1.0.3</w:t>
       </w:r>
       <w:r>
-        <w:t>(2026-08-27)</w:t>
+        <w:t>(2026-08-29)</w:t>
       </w:r>
     </w:p>
     <w:p>
@@ -434,6 +434,49 @@
       </w:pPr>
       <w:r>
         <w:t>新玩家进入时弹「开始游戏」昵称窗(共享组件 `NameEntryDialog`, 手游/端游一致), 确认即开局, ✕/返回大厅放弃进入; 保持昵称记忆规则</w:t>
+      </w:r>
+    </w:p>
+    <w:p>
+      <w:pPr>
+        <w:pStyle w:val="Heading3"/>
+      </w:pPr>
+      <w:r>
+        <w:t>v1.0.3(2026-08-29)</w:t>
+      </w:r>
+    </w:p>
+    <w:p>
+      <w:r>
+        <w:rPr>
+          <w:i/>
+          <w:color w:val="666666"/>
+        </w:rPr>
+        <w:t>更新贡献人:ps</w:t>
+      </w:r>
+    </w:p>
+    <w:p>
+      <w:r/>
+      <w:r>
+        <w:rPr>
+          <w:b/>
+        </w:rPr>
+        <w:t>音效(v1.0.3, 四游戏统一接入)</w:t>
+      </w:r>
+      <w:r/>
+    </w:p>
+    <w:p>
+      <w:pPr>
+        <w:pStyle w:val="ListBullet"/>
+      </w:pPr>
+      <w:r>
+        <w:t>复用全站音效引擎: 提交正确 → 正确音(clear), 比例解/配错扣血 → 错误音(hurt, 未填满不响); 8 题全对通关 → 通关音(win), 血量耗尽失败 → 失败音(lose)</w:t>
+      </w:r>
+    </w:p>
+    <w:p>
+      <w:pPr>
+        <w:pStyle w:val="ListBullet"/>
+      </w:pPr>
+      <w:r>
+        <w:t>顶栏新增 🔊/🔇 静音按钮(与化了个学共享同一个静音状态)</w:t>
       </w:r>
     </w:p>
     <w:sectPr>

--- a/docs/plgp_summary_report.docx
+++ b/docs/plgp_summary_report.docx
@@ -128,7 +128,7 @@
         <w:rPr>
           <w:b/>
         </w:rPr>
-        <w:t>v1.0.3</w:t>
+        <w:t>v1.0.4</w:t>
       </w:r>
       <w:r>
         <w:t>(2026-08-29)</w:t>
@@ -479,6 +479,78 @@
         <w:t>顶栏新增 🔊/🔇 静音按钮(与化了个学共享同一个静音状态)</w:t>
       </w:r>
     </w:p>
+    <w:p>
+      <w:pPr>
+        <w:pStyle w:val="Heading3"/>
+      </w:pPr>
+      <w:r>
+        <w:t>v1.0.4(2026-08-29)</w:t>
+      </w:r>
+    </w:p>
+    <w:p>
+      <w:r>
+        <w:rPr>
+          <w:i/>
+          <w:color w:val="666666"/>
+        </w:rPr>
+        <w:t>更新贡献人:ps</w:t>
+      </w:r>
+    </w:p>
+    <w:p>
+      <w:r/>
+      <w:r>
+        <w:rPr>
+          <w:b/>
+        </w:rPr>
+        <w:t>数字键盘清除键 + 提示位置随机</w:t>
+      </w:r>
+      <w:r/>
+    </w:p>
+    <w:p>
+      <w:pPr>
+        <w:pStyle w:val="ListBullet"/>
+      </w:pPr>
+      <w:r/>
+      <w:r>
+        <w:rPr>
+          <w:b/>
+        </w:rPr>
+        <w:t>清除键</w:t>
+      </w:r>
+      <w:r>
+        <w:t>:标准/困难数字键盘新增「清除」按钮(与退格 ⌫ 并排),一键清空当前选中系数的全部数字(退格仍是一位一位删);物理键盘 Delete 键同效;提示锁定位不可清除</w:t>
+      </w:r>
+    </w:p>
+    <w:p>
+      <w:pPr>
+        <w:pStyle w:val="ListBullet"/>
+      </w:pPr>
+      <w:r/>
+      <w:r>
+        <w:rPr>
+          <w:b/>
+        </w:rPr>
+        <w:t>提示位置随机</w:t>
+      </w:r>
+      <w:r>
+        <w:t>:💡 提示不再固定从前两个系数位里选,而是从所有「未锁定且为空/错」的位中随机挑一个填入并锁定——提示不会每次都剧透同一位置</w:t>
+      </w:r>
+    </w:p>
+    <w:p>
+      <w:pPr>
+        <w:pStyle w:val="ListBullet"/>
+      </w:pPr>
+      <w:r/>
+      <w:r>
+        <w:rPr>
+          <w:b/>
+        </w:rPr>
+        <w:t>测试</w:t>
+      </w:r>
+      <w:r>
+        <w:t>:新增清除键(含锁定保护)与提示随机性断言;全量 120 项通过</w:t>
+      </w:r>
+    </w:p>
     <w:sectPr>
       <w:pgSz w:w="12240" w:h="15840"/>
       <w:pgMar w:top="1440" w:right="1800" w:bottom="1440" w:left="1800" w:header="720" w:footer="720" w:gutter="0"/>

--- a/docs/plgp_summary_report.docx
+++ b/docs/plgp_summary_report.docx
@@ -128,7 +128,7 @@
         <w:rPr>
           <w:b/>
         </w:rPr>
-        <w:t>v1.0.4</w:t>
+        <w:t>v1.0.5</w:t>
       </w:r>
       <w:r>
         <w:t>(2026-08-29)</w:t>
@@ -551,6 +551,41 @@
         <w:t>:新增清除键(含锁定保护)与提示随机性断言;全量 120 项通过</w:t>
       </w:r>
     </w:p>
+    <w:p>
+      <w:pPr>
+        <w:pStyle w:val="Heading3"/>
+      </w:pPr>
+      <w:r>
+        <w:t>v1.0.5(2026-08-29)</w:t>
+      </w:r>
+    </w:p>
+    <w:p>
+      <w:r>
+        <w:rPr>
+          <w:i/>
+          <w:color w:val="666666"/>
+        </w:rPr>
+        <w:t>更新贡献人:ps</w:t>
+      </w:r>
+    </w:p>
+    <w:p>
+      <w:r/>
+      <w:r>
+        <w:rPr>
+          <w:b/>
+        </w:rPr>
+        <w:t>玩法介绍精简</w:t>
+      </w:r>
+      <w:r/>
+    </w:p>
+    <w:p>
+      <w:pPr>
+        <w:pStyle w:val="ListBullet"/>
+      </w:pPr>
+      <w:r>
+        <w:t>「题库来自高中化学课标经典反应 111 条」删除括号内「经质量守恒自动校验」说明(校验为工程内部保障, 无需向玩家展示)</w:t>
+      </w:r>
+    </w:p>
     <w:sectPr>
       <w:pgSz w:w="12240" w:h="15840"/>
       <w:pgMar w:top="1440" w:right="1800" w:bottom="1440" w:left="1800" w:header="720" w:footer="720" w:gutter="0"/>
